--- a/data/orbit/artifacts/implementation_specification.docx
+++ b/data/orbit/artifacts/implementation_specification.docx
@@ -9,21 +9,20 @@
       <w:r>
         <w:rPr>
           <w:b/>
-          <w:sz w:val="40"/>
+          <w:sz w:val="44"/>
         </w:rPr>
-        <w:t>Orbit Financial Planning</w:t>
-        <w:br/>
-        <w:t>Implementation Specification</w:t>
+        <w:t>Orbit Financial Planning Implementation Specification</w:t>
       </w:r>
     </w:p>
     <w:p>
+      <w:pPr>
+        <w:jc w:val="center"/>
+      </w:pPr>
       <w:r>
-        <w:t>Project ID: ORBIT</w:t>
-      </w:r>
-    </w:p>
-    <w:p>
-      <w:r>
-        <w:t>Business goal: Replace fragmented planning spreadsheets with rolling forecast and scenario planning.</w:t>
+        <w:rPr>
+          <w:i/>
+        </w:rPr>
+        <w:t>Meridian Group | Orbit Financial Planning | Synthetic enterprise project artifact</w:t>
       </w:r>
     </w:p>
     <w:p>
@@ -31,12 +30,17 @@
         <w:pStyle w:val="Heading1"/>
       </w:pPr>
       <w:r>
-        <w:t>1. Scope and Outcomes</w:t>
+        <w:t>Executive Context</w:t>
       </w:r>
     </w:p>
     <w:p>
       <w:r>
-        <w:t>This specification captures the current implementation direction for Orbit Financial Planning. It is synthetic but structured like a real enterprise artifact in the Finance domain.</w:t>
+        <w:t>Orbit Financial Planning is a finance transformation initiative at Meridian Group. The goal is to replace fragmented planning spreadsheets with rolling forecast and scenario planning. The program is designed as an operating-model change, not just a technical implementation.</w:t>
+      </w:r>
+    </w:p>
+    <w:p>
+      <w:r>
+        <w:t>The project team includes FP&amp;A, Finance Leadership, Business Unit Owners, Data Platform, Internal Audit. Decision records, meeting transcripts and working documents intentionally overlap so a long-term memory system can preserve both current truth and historical rationale.</w:t>
       </w:r>
     </w:p>
     <w:p>
@@ -44,39 +48,17 @@
         <w:pStyle w:val="Heading1"/>
       </w:pPr>
       <w:r>
-        <w:t>2. Architecture Overview</w:t>
+        <w:t>Business Requirements</w:t>
       </w:r>
     </w:p>
     <w:p>
-      <w:pPr>
-        <w:pStyle w:val="ListBullet"/>
-      </w:pPr>
       <w:r>
-        <w:t>ERP: Authoritative actuals</w:t>
+        <w:t>The solution must improve consistency, traceability and decision quality without creating hidden systems of record. Key first-phase principles are: ERP actuals remain authoritative; AI cannot change forecast values; Scenario phase 1 is limited to finance leadership.</w:t>
       </w:r>
     </w:p>
     <w:p>
-      <w:pPr>
-        <w:pStyle w:val="ListBullet"/>
-      </w:pPr>
       <w:r>
-        <w:t>Shared Data Platform: Finance transformations</w:t>
-      </w:r>
-    </w:p>
-    <w:p>
-      <w:pPr>
-        <w:pStyle w:val="ListBullet"/>
-      </w:pPr>
-      <w:r>
-        <w:t>Forecast Engine: Rolling forecast and scenarios</w:t>
-      </w:r>
-    </w:p>
-    <w:p>
-      <w:pPr>
-        <w:pStyle w:val="ListBullet"/>
-      </w:pPr>
-      <w:r>
-        <w:t>Planning Workspace: Finance review and narratives</w:t>
+        <w:t>Users need understandable status, accountable ownership, explicit exception paths, and enough provenance to explain why a decision or result exists. Material changes must be reflected in acceptance criteria and operating documentation.</w:t>
       </w:r>
     </w:p>
     <w:p>
@@ -84,31 +66,17 @@
         <w:pStyle w:val="Heading1"/>
       </w:pPr>
       <w:r>
-        <w:t>3. Key Decisions</w:t>
+        <w:t>Architecture and Dependencies</w:t>
       </w:r>
     </w:p>
     <w:p>
-      <w:pPr>
-        <w:pStyle w:val="ListBullet"/>
-      </w:pPr>
       <w:r>
-        <w:t>Monthly rolling forecast replaces quarterly-only planning</w:t>
+        <w:t>The solution is composed of ERP, Planning Inputs, Finance Ingestion, Forecast Engine, Scenario Store, Planning Workspace. Component boundaries exist so source-system authority, project-owned processing and downstream user experiences remain explicit.</w:t>
       </w:r>
     </w:p>
     <w:p>
-      <w:pPr>
-        <w:pStyle w:val="ListBullet"/>
-      </w:pPr>
       <w:r>
-        <w:t>ERP actuals remain authoritative</w:t>
-      </w:r>
-    </w:p>
-    <w:p>
-      <w:pPr>
-        <w:pStyle w:val="ListBullet"/>
-      </w:pPr>
-      <w:r>
-        <w:t>AI may draft variance narratives but cannot change forecasts</w:t>
+        <w:t>Cross-project dependencies include PULSE: shared platform compute and batch windows. Shared dependency timing is managed through enterprise architecture and project steering rather than by silently duplicating shared capabilities.</w:t>
       </w:r>
     </w:p>
     <w:p>
@@ -116,47 +84,17 @@
         <w:pStyle w:val="Heading1"/>
       </w:pPr>
       <w:r>
-        <w:t>4. Dependencies and Constraints</w:t>
+        <w:t>Delivery and Risk</w:t>
       </w:r>
     </w:p>
     <w:p>
-      <w:pPr>
-        <w:pStyle w:val="ListBullet"/>
-      </w:pPr>
       <w:r>
-        <w:t>template incompatibility: review through risk register and steering decision trail.</w:t>
+        <w:t>Primary risks include template incompatibility, platform capacity contention, ERP close delay, scenario scope expansion, manual adjustment governance. These risks are treated as business and operating-model concerns in addition to technical concerns because each can change adoption, support effort or the reliability of business decisions.</w:t>
       </w:r>
     </w:p>
     <w:p>
-      <w:pPr>
-        <w:pStyle w:val="ListBullet"/>
-      </w:pPr>
       <w:r>
-        <w:t>platform capacity contention: review through risk register and steering decision trail.</w:t>
-      </w:r>
-    </w:p>
-    <w:p>
-      <w:pPr>
-        <w:pStyle w:val="ListBullet"/>
-      </w:pPr>
-      <w:r>
-        <w:t>ERP close delay: review through risk register and steering decision trail.</w:t>
-      </w:r>
-    </w:p>
-    <w:p>
-      <w:pPr>
-        <w:pStyle w:val="ListBullet"/>
-      </w:pPr>
-      <w:r>
-        <w:t>scenario scope expansion: review through risk register and steering decision trail.</w:t>
-      </w:r>
-    </w:p>
-    <w:p>
-      <w:pPr>
-        <w:pStyle w:val="ListBullet"/>
-      </w:pPr>
-      <w:r>
-        <w:t>manual adjustment governance: review through risk register and steering decision trail.</w:t>
+        <w:t>A dependency delay does not automatically move the project milestone. The project manager first evaluates resequencing, degraded-mode operation, scope protection and temporary controls before seeking a formal decision.</w:t>
       </w:r>
     </w:p>
     <w:p>
@@ -164,87 +102,17 @@
         <w:pStyle w:val="Heading1"/>
       </w:pPr>
       <w:r>
-        <w:t>5. Roles and SMEs</w:t>
+        <w:t>Governance and Traceability</w:t>
       </w:r>
     </w:p>
     <w:p>
-      <w:pPr>
-        <w:pStyle w:val="ListBullet"/>
-      </w:pPr>
       <w:r>
-        <w:t>Maya Kim - Executive Sponsor. SME: ERP actuals, finance.</w:t>
+        <w:t>Material decisions retain rationale, alternatives, owner and supersession history. Older assumptions are preserved because they explain why the project evolved. Current truth should be determined from accepted decision status and provenance, not simply the newest timestamp.</w:t>
       </w:r>
     </w:p>
     <w:p>
-      <w:pPr>
-        <w:pStyle w:val="ListBullet"/>
-      </w:pPr>
       <w:r>
-        <w:t>Rhea Bell - Business Owner. SME: rolling forecast, finance.</w:t>
-      </w:r>
-    </w:p>
-    <w:p>
-      <w:pPr>
-        <w:pStyle w:val="ListBullet"/>
-      </w:pPr>
-      <w:r>
-        <w:t>Rhea Ortiz - Program Manager. SME: scenario planning, finance.</w:t>
-      </w:r>
-    </w:p>
-    <w:p>
-      <w:pPr>
-        <w:pStyle w:val="ListBullet"/>
-      </w:pPr>
-      <w:r>
-        <w:t>Omar White - Project Manager. SME: shared data platform, finance.</w:t>
-      </w:r>
-    </w:p>
-    <w:p>
-      <w:pPr>
-        <w:pStyle w:val="ListBullet"/>
-      </w:pPr>
-      <w:r>
-        <w:t>Farah Liu - Product Owner. SME: business-unit template variance, finance.</w:t>
-      </w:r>
-    </w:p>
-    <w:p>
-      <w:pPr>
-        <w:pStyle w:val="ListBullet"/>
-      </w:pPr>
-      <w:r>
-        <w:t>Ishaan Nair - Business Analyst. SME: ERP actuals, finance.</w:t>
-      </w:r>
-    </w:p>
-    <w:p>
-      <w:pPr>
-        <w:pStyle w:val="ListBullet"/>
-      </w:pPr>
-      <w:r>
-        <w:t>Meera Iyer - Business Analyst. SME: rolling forecast, finance.</w:t>
-      </w:r>
-    </w:p>
-    <w:p>
-      <w:pPr>
-        <w:pStyle w:val="ListBullet"/>
-      </w:pPr>
-      <w:r>
-        <w:t>Gabriel Chen - Solution Architect. SME: scenario planning, finance.</w:t>
-      </w:r>
-    </w:p>
-    <w:p>
-      <w:pPr>
-        <w:pStyle w:val="ListBullet"/>
-      </w:pPr>
-      <w:r>
-        <w:t>Farah Martin - Enterprise Architect. SME: shared data platform, finance.</w:t>
-      </w:r>
-    </w:p>
-    <w:p>
-      <w:pPr>
-        <w:pStyle w:val="ListBullet"/>
-      </w:pPr>
-      <w:r>
-        <w:t>Ethan Rao - Tech Lead. SME: business-unit template variance, finance.</w:t>
+        <w:t>Temporary exceptions require an owner and review condition. Shared SMEs resolve enterprise-standard questions; local teams may not redefine shared semantics purely to unblock a milestone.</w:t>
       </w:r>
     </w:p>
     <w:p>
@@ -252,17 +120,58 @@
         <w:pStyle w:val="Heading1"/>
       </w:pPr>
       <w:r>
-        <w:t>6. Acceptance and Governance</w:t>
+        <w:t>Detailed Implementation Flow</w:t>
       </w:r>
     </w:p>
     <w:p>
       <w:r>
-        <w:t>Implementation decisions must be traceable to approved project decisions, requirements, client expectations, or architecture constraints. Superseded decisions are retained as history.</w:t>
+        <w:t>The implementation flow connects ERP, Planning Inputs, Finance Ingestion, Forecast Engine, Scenario Store, Planning Workspace. Each stage validates required inputs before progression, persists enough state for support and audit, and emits only outputs that are permitted for the requesting role.</w:t>
+      </w:r>
+    </w:p>
+    <w:p>
+      <w:r>
+        <w:t>External dependency failures are modeled explicitly. Retryable failures may be replayed safely; non-retryable business failures require an owner and a visible resolution path. No integration failure may silently advance business status.</w:t>
+      </w:r>
+    </w:p>
+    <w:p>
+      <w:pPr>
+        <w:pStyle w:val="Heading1"/>
+      </w:pPr>
+      <w:r>
+        <w:t>Implementation Constraints</w:t>
+      </w:r>
+    </w:p>
+    <w:p>
+      <w:r>
+        <w:t>Current constraints include template incompatibility, platform capacity contention, ERP close delay, scenario scope expansion, manual adjustment governance. The project must preserve the following accepted rules: ERP actuals remain authoritative; AI cannot change forecast values; Scenario phase 1 is limited to finance leadership.</w:t>
+      </w:r>
+    </w:p>
+    <w:p>
+      <w:r>
+        <w:t>Temporary workarounds need an owner, review date, monitoring signal and a reference to the decision that authorized them. They cannot become permanent behavior by omission.</w:t>
+      </w:r>
+    </w:p>
+    <w:p>
+      <w:pPr>
+        <w:pStyle w:val="Heading1"/>
+      </w:pPr>
+      <w:r>
+        <w:t>Observability and Support</w:t>
+      </w:r>
+    </w:p>
+    <w:p>
+      <w:r>
+        <w:t>Logs and operational records carry correlation identifiers across project and dependency boundaries. Dashboards distinguish upstream data quality, permission failure, dependency outage, project processing errors and user-action failures.</w:t>
+      </w:r>
+    </w:p>
+    <w:p>
+      <w:r>
+        <w:t>Runbooks identify the owning team, evidence to capture, safe retry steps, escalation path and known limitations. Support guidance is updated when accepted decisions materially change behavior.</w:t>
       </w:r>
     </w:p>
     <w:sectPr>
       <w:pgSz w:w="12240" w:h="15840"/>
-      <w:pgMar w:top="1440" w:right="1800" w:bottom="1440" w:left="1800" w:header="720" w:footer="720" w:gutter="0"/>
+      <w:pgMar w:top="936" w:right="1080" w:bottom="936" w:left="1080" w:header="720" w:footer="720" w:gutter="0"/>
       <w:cols w:space="720"/>
       <w:docGrid w:linePitch="360"/>
     </w:sectPr>
